--- a/hgp-report/public/templates/pungsuhae.docx
+++ b/hgp-report/public/templates/pungsuhae.docx
@@ -85,7 +85,7 @@
               <w:rPr>
                 <w:rFonts w:ascii="맑은 고딕" w:eastAsia="맑은 고딕" w:hAnsi="맑은 고딕" w:cs="맑은 고딕"/>
               </w:rPr>
-              <w:t xml:space="preserve">프로젠·제넥신·셀리드</w:t>
+              <w:t xml:space="preserve">{사업장명}</w:t>
             </w:r>
           </w:p>
         </w:tc>
